--- a/Data/Heart_Disease_Report_Updated_2.docx
+++ b/Data/Heart_Disease_Report_Updated_2.docx
@@ -3670,12 +3670,143 @@
       <w:pPr>
         <w:spacing w:before="60" w:after="60"/>
         <w:jc w:val="both"/>
-      </w:pPr>
-      <w:r>
         <w:rPr>
           <w:color w:val="222222"/>
         </w:rPr>
+      </w:pPr>
+      <w:r>
+        <w:rPr>
+          <w:color w:val="222222"/>
+        </w:rPr>
         <w:t>To address this without discarding the row, Cholesterol was winsorized at the 1st and 99th percentiles on the training set. The resulting bounds were stored and used to clip the test set, maintaining the no-leakage principle.</w:t>
+      </w:r>
+    </w:p>
+    <w:p>
+      <w:pPr>
+        <w:spacing w:before="60" w:after="60"/>
+        <w:jc w:val="both"/>
+        <w:rPr>
+          <w:color w:val="222222"/>
+        </w:rPr>
+      </w:pPr>
+    </w:p>
+    <w:p>
+      <w:pPr>
+        <w:spacing w:before="60" w:after="60"/>
+        <w:jc w:val="both"/>
+        <w:rPr>
+          <w:color w:val="222222"/>
+        </w:rPr>
+      </w:pPr>
+      <w:r>
+        <w:rPr>
+          <w:color w:val="222222"/>
+        </w:rPr>
+        <w:t>Upon later testing, we found that</w:t>
+      </w:r>
+      <w:r>
+        <w:rPr>
+          <w:color w:val="222222"/>
+        </w:rPr>
+        <w:t>:</w:t>
+      </w:r>
+    </w:p>
+    <w:p>
+      <w:pPr>
+        <w:pStyle w:val="ListParagraph"/>
+        <w:numPr>
+          <w:ilvl w:val="0"/>
+          <w:numId w:val="5"/>
+        </w:numPr>
+        <w:spacing w:before="60" w:after="60"/>
+        <w:jc w:val="both"/>
+      </w:pPr>
+      <w:r>
+        <w:rPr>
+          <w:color w:val="222222"/>
+        </w:rPr>
+        <w:t>Wi</w:t>
+      </w:r>
+      <w:r>
+        <w:rPr>
+          <w:color w:val="222222"/>
+        </w:rPr>
+        <w:t>nsorizing BP helps LR + RFECV achieve better accuracy</w:t>
+      </w:r>
+    </w:p>
+    <w:p>
+      <w:pPr>
+        <w:pStyle w:val="ListParagraph"/>
+        <w:numPr>
+          <w:ilvl w:val="0"/>
+          <w:numId w:val="5"/>
+        </w:numPr>
+        <w:spacing w:before="60" w:after="60"/>
+        <w:jc w:val="both"/>
+      </w:pPr>
+      <w:r>
+        <w:rPr>
+          <w:color w:val="222222"/>
+        </w:rPr>
+        <w:t xml:space="preserve">Winsorizing Age lowers the accuracy of </w:t>
+      </w:r>
+      <w:r>
+        <w:rPr>
+          <w:color w:val="222222"/>
+        </w:rPr>
+        <w:t>KNN + RFECV with RF scout</w:t>
+      </w:r>
+    </w:p>
+    <w:p>
+      <w:pPr>
+        <w:pStyle w:val="ListParagraph"/>
+        <w:numPr>
+          <w:ilvl w:val="0"/>
+          <w:numId w:val="5"/>
+        </w:numPr>
+        <w:spacing w:before="60" w:after="60"/>
+        <w:jc w:val="both"/>
+      </w:pPr>
+      <w:r>
+        <w:rPr>
+          <w:color w:val="222222"/>
+        </w:rPr>
+        <w:t xml:space="preserve">Winsorizing Max HR lowers the </w:t>
+      </w:r>
+      <w:r>
+        <w:rPr>
+          <w:color w:val="222222"/>
+        </w:rPr>
+        <w:t>accuracy</w:t>
+      </w:r>
+      <w:r>
+        <w:rPr>
+          <w:color w:val="222222"/>
+        </w:rPr>
+        <w:t xml:space="preserve"> of </w:t>
+      </w:r>
+      <w:r>
+        <w:rPr>
+          <w:color w:val="222222"/>
+        </w:rPr>
+        <w:t>LR + RFECV</w:t>
+      </w:r>
+    </w:p>
+    <w:p>
+      <w:pPr>
+        <w:pStyle w:val="ListParagraph"/>
+        <w:numPr>
+          <w:ilvl w:val="0"/>
+          <w:numId w:val="5"/>
+        </w:numPr>
+        <w:spacing w:before="60" w:after="60"/>
+        <w:jc w:val="both"/>
+      </w:pPr>
+      <w:r>
+        <w:rPr>
+          <w:color w:val="222222"/>
+        </w:rPr>
+        <w:t>Winsorizing ST Depression does not affect the accuracy of any model</w:t>
       </w:r>
     </w:p>
     <w:p>
@@ -8139,6 +8270,232 @@
 <file path=word/numbering.xml><?xml version="1.0" encoding="utf-8"?>
 <w:numbering xmlns:wpc="http://schemas.microsoft.com/office/word/2010/wordprocessingCanvas" xmlns:cx="http://schemas.microsoft.com/office/drawing/2014/chartex" xmlns:cx1="http://schemas.microsoft.com/office/drawing/2015/9/8/chartex" xmlns:cx2="http://schemas.microsoft.com/office/drawing/2015/10/21/chartex" xmlns:cx3="http://schemas.microsoft.com/office/drawing/2016/5/9/chartex" xmlns:cx4="http://schemas.microsoft.com/office/drawing/2016/5/10/chartex" xmlns:cx5="http://schemas.microsoft.com/office/drawing/2016/5/11/chartex" xmlns:cx6="http://schemas.microsoft.com/office/drawing/2016/5/12/chartex" xmlns:cx7="http://schemas.microsoft.com/office/drawing/2016/5/13/chartex" xmlns:cx8="http://schemas.microsoft.com/office/drawing/2016/5/14/chartex" xmlns:mc="http://schemas.openxmlformats.org/markup-compatibility/2006" xmlns:aink="http://schemas.microsoft.com/office/drawing/2016/ink" xmlns:am3d="http://schemas.microsoft.com/office/drawing/2017/model3d" xmlns:o="urn:schemas-microsoft-com:office:office" xmlns:oel="http://schemas.microsoft.com/office/2019/extlst" xmlns:r="http://schemas.openxmlformats.org/officeDocument/2006/relationships" xmlns:m="http://schemas.openxmlformats.org/officeDocument/2006/math" xmlns:v="urn:schemas-microsoft-com:vml" xmlns:wp14="http://schemas.microsoft.com/office/word/2010/wordprocessingDrawing" xmlns:wp="http://schemas.openxmlformats.org/drawingml/2006/wordprocessingDrawing" xmlns:w10="urn:schemas-microsoft-com:office:word" xmlns:w="http://schemas.openxmlformats.org/wordprocessingml/2006/main" xmlns:w14="http://schemas.microsoft.com/office/word/2010/wordml" xmlns:w15="http://schemas.microsoft.com/office/word/2012/wordml" xmlns:w16cex="http://schemas.microsoft.com/office/word/2018/wordml/cex" xmlns:w16cid="http://schemas.microsoft.com/office/word/2016/wordml/cid" xmlns:w16="http://schemas.microsoft.com/office/word/2018/wordml" xmlns:w16du="http://schemas.microsoft.com/office/word/2023/wordml/word16du" xmlns:w16sdtdh="http://schemas.microsoft.com/office/word/2020/wordml/sdtdatahash" xmlns:w16sdtfl="http://schemas.microsoft.com/office/word/2024/wordml/sdtformatlock" xmlns:w16se="http://schemas.microsoft.com/office/word/2015/wordml/symex" xmlns:wpg="http://schemas.microsoft.com/office/word/2010/wordprocessingGroup" xmlns:wpi="http://schemas.microsoft.com/office/word/2010/wordprocessingInk" xmlns:wne="http://schemas.microsoft.com/office/word/2006/wordml" xmlns:wps="http://schemas.microsoft.com/office/word/2010/wordprocessingShape" mc:Ignorable="w14 w15 w16se w16cid w16 w16cex w16sdtdh w16sdtfl w16du wp14">
   <w:abstractNum w:abstractNumId="0" w15:restartNumberingAfterBreak="0">
+    <w:nsid w:val="0FF44182"/>
+    <w:multiLevelType w:val="hybridMultilevel"/>
+    <w:tmpl w:val="9934F04C"/>
+    <w:lvl w:ilvl="0" w:tplc="04090001">
+      <w:start w:val="1"/>
+      <w:numFmt w:val="bullet"/>
+      <w:lvlText w:val=""/>
+      <w:lvlJc w:val="left"/>
+      <w:pPr>
+        <w:ind w:left="720" w:hanging="360"/>
+      </w:pPr>
+      <w:rPr>
+        <w:rFonts w:ascii="Symbol" w:hAnsi="Symbol" w:hint="default"/>
+      </w:rPr>
+    </w:lvl>
+    <w:lvl w:ilvl="1" w:tplc="04090003" w:tentative="1">
+      <w:start w:val="1"/>
+      <w:numFmt w:val="bullet"/>
+      <w:lvlText w:val="o"/>
+      <w:lvlJc w:val="left"/>
+      <w:pPr>
+        <w:ind w:left="1440" w:hanging="360"/>
+      </w:pPr>
+      <w:rPr>
+        <w:rFonts w:ascii="Courier New" w:hAnsi="Courier New" w:cs="Courier New" w:hint="default"/>
+      </w:rPr>
+    </w:lvl>
+    <w:lvl w:ilvl="2" w:tplc="04090005" w:tentative="1">
+      <w:start w:val="1"/>
+      <w:numFmt w:val="bullet"/>
+      <w:lvlText w:val=""/>
+      <w:lvlJc w:val="left"/>
+      <w:pPr>
+        <w:ind w:left="2160" w:hanging="360"/>
+      </w:pPr>
+      <w:rPr>
+        <w:rFonts w:ascii="Wingdings" w:hAnsi="Wingdings" w:hint="default"/>
+      </w:rPr>
+    </w:lvl>
+    <w:lvl w:ilvl="3" w:tplc="04090001" w:tentative="1">
+      <w:start w:val="1"/>
+      <w:numFmt w:val="bullet"/>
+      <w:lvlText w:val=""/>
+      <w:lvlJc w:val="left"/>
+      <w:pPr>
+        <w:ind w:left="2880" w:hanging="360"/>
+      </w:pPr>
+      <w:rPr>
+        <w:rFonts w:ascii="Symbol" w:hAnsi="Symbol" w:hint="default"/>
+      </w:rPr>
+    </w:lvl>
+    <w:lvl w:ilvl="4" w:tplc="04090003" w:tentative="1">
+      <w:start w:val="1"/>
+      <w:numFmt w:val="bullet"/>
+      <w:lvlText w:val="o"/>
+      <w:lvlJc w:val="left"/>
+      <w:pPr>
+        <w:ind w:left="3600" w:hanging="360"/>
+      </w:pPr>
+      <w:rPr>
+        <w:rFonts w:ascii="Courier New" w:hAnsi="Courier New" w:cs="Courier New" w:hint="default"/>
+      </w:rPr>
+    </w:lvl>
+    <w:lvl w:ilvl="5" w:tplc="04090005" w:tentative="1">
+      <w:start w:val="1"/>
+      <w:numFmt w:val="bullet"/>
+      <w:lvlText w:val=""/>
+      <w:lvlJc w:val="left"/>
+      <w:pPr>
+        <w:ind w:left="4320" w:hanging="360"/>
+      </w:pPr>
+      <w:rPr>
+        <w:rFonts w:ascii="Wingdings" w:hAnsi="Wingdings" w:hint="default"/>
+      </w:rPr>
+    </w:lvl>
+    <w:lvl w:ilvl="6" w:tplc="04090001" w:tentative="1">
+      <w:start w:val="1"/>
+      <w:numFmt w:val="bullet"/>
+      <w:lvlText w:val=""/>
+      <w:lvlJc w:val="left"/>
+      <w:pPr>
+        <w:ind w:left="5040" w:hanging="360"/>
+      </w:pPr>
+      <w:rPr>
+        <w:rFonts w:ascii="Symbol" w:hAnsi="Symbol" w:hint="default"/>
+      </w:rPr>
+    </w:lvl>
+    <w:lvl w:ilvl="7" w:tplc="04090003" w:tentative="1">
+      <w:start w:val="1"/>
+      <w:numFmt w:val="bullet"/>
+      <w:lvlText w:val="o"/>
+      <w:lvlJc w:val="left"/>
+      <w:pPr>
+        <w:ind w:left="5760" w:hanging="360"/>
+      </w:pPr>
+      <w:rPr>
+        <w:rFonts w:ascii="Courier New" w:hAnsi="Courier New" w:cs="Courier New" w:hint="default"/>
+      </w:rPr>
+    </w:lvl>
+    <w:lvl w:ilvl="8" w:tplc="04090005" w:tentative="1">
+      <w:start w:val="1"/>
+      <w:numFmt w:val="bullet"/>
+      <w:lvlText w:val=""/>
+      <w:lvlJc w:val="left"/>
+      <w:pPr>
+        <w:ind w:left="6480" w:hanging="360"/>
+      </w:pPr>
+      <w:rPr>
+        <w:rFonts w:ascii="Wingdings" w:hAnsi="Wingdings" w:hint="default"/>
+      </w:rPr>
+    </w:lvl>
+  </w:abstractNum>
+  <w:abstractNum w:abstractNumId="1" w15:restartNumberingAfterBreak="0">
+    <w:nsid w:val="15354B87"/>
+    <w:multiLevelType w:val="hybridMultilevel"/>
+    <w:tmpl w:val="68E0D694"/>
+    <w:lvl w:ilvl="0" w:tplc="04090001">
+      <w:start w:val="1"/>
+      <w:numFmt w:val="bullet"/>
+      <w:lvlText w:val=""/>
+      <w:lvlJc w:val="left"/>
+      <w:pPr>
+        <w:ind w:left="720" w:hanging="360"/>
+      </w:pPr>
+      <w:rPr>
+        <w:rFonts w:ascii="Symbol" w:hAnsi="Symbol" w:hint="default"/>
+      </w:rPr>
+    </w:lvl>
+    <w:lvl w:ilvl="1" w:tplc="04090003" w:tentative="1">
+      <w:start w:val="1"/>
+      <w:numFmt w:val="bullet"/>
+      <w:lvlText w:val="o"/>
+      <w:lvlJc w:val="left"/>
+      <w:pPr>
+        <w:ind w:left="1440" w:hanging="360"/>
+      </w:pPr>
+      <w:rPr>
+        <w:rFonts w:ascii="Courier New" w:hAnsi="Courier New" w:cs="Courier New" w:hint="default"/>
+      </w:rPr>
+    </w:lvl>
+    <w:lvl w:ilvl="2" w:tplc="04090005" w:tentative="1">
+      <w:start w:val="1"/>
+      <w:numFmt w:val="bullet"/>
+      <w:lvlText w:val=""/>
+      <w:lvlJc w:val="left"/>
+      <w:pPr>
+        <w:ind w:left="2160" w:hanging="360"/>
+      </w:pPr>
+      <w:rPr>
+        <w:rFonts w:ascii="Wingdings" w:hAnsi="Wingdings" w:hint="default"/>
+      </w:rPr>
+    </w:lvl>
+    <w:lvl w:ilvl="3" w:tplc="04090001" w:tentative="1">
+      <w:start w:val="1"/>
+      <w:numFmt w:val="bullet"/>
+      <w:lvlText w:val=""/>
+      <w:lvlJc w:val="left"/>
+      <w:pPr>
+        <w:ind w:left="2880" w:hanging="360"/>
+      </w:pPr>
+      <w:rPr>
+        <w:rFonts w:ascii="Symbol" w:hAnsi="Symbol" w:hint="default"/>
+      </w:rPr>
+    </w:lvl>
+    <w:lvl w:ilvl="4" w:tplc="04090003" w:tentative="1">
+      <w:start w:val="1"/>
+      <w:numFmt w:val="bullet"/>
+      <w:lvlText w:val="o"/>
+      <w:lvlJc w:val="left"/>
+      <w:pPr>
+        <w:ind w:left="3600" w:hanging="360"/>
+      </w:pPr>
+      <w:rPr>
+        <w:rFonts w:ascii="Courier New" w:hAnsi="Courier New" w:cs="Courier New" w:hint="default"/>
+      </w:rPr>
+    </w:lvl>
+    <w:lvl w:ilvl="5" w:tplc="04090005" w:tentative="1">
+      <w:start w:val="1"/>
+      <w:numFmt w:val="bullet"/>
+      <w:lvlText w:val=""/>
+      <w:lvlJc w:val="left"/>
+      <w:pPr>
+        <w:ind w:left="4320" w:hanging="360"/>
+      </w:pPr>
+      <w:rPr>
+        <w:rFonts w:ascii="Wingdings" w:hAnsi="Wingdings" w:hint="default"/>
+      </w:rPr>
+    </w:lvl>
+    <w:lvl w:ilvl="6" w:tplc="04090001" w:tentative="1">
+      <w:start w:val="1"/>
+      <w:numFmt w:val="bullet"/>
+      <w:lvlText w:val=""/>
+      <w:lvlJc w:val="left"/>
+      <w:pPr>
+        <w:ind w:left="5040" w:hanging="360"/>
+      </w:pPr>
+      <w:rPr>
+        <w:rFonts w:ascii="Symbol" w:hAnsi="Symbol" w:hint="default"/>
+      </w:rPr>
+    </w:lvl>
+    <w:lvl w:ilvl="7" w:tplc="04090003" w:tentative="1">
+      <w:start w:val="1"/>
+      <w:numFmt w:val="bullet"/>
+      <w:lvlText w:val="o"/>
+      <w:lvlJc w:val="left"/>
+      <w:pPr>
+        <w:ind w:left="5760" w:hanging="360"/>
+      </w:pPr>
+      <w:rPr>
+        <w:rFonts w:ascii="Courier New" w:hAnsi="Courier New" w:cs="Courier New" w:hint="default"/>
+      </w:rPr>
+    </w:lvl>
+    <w:lvl w:ilvl="8" w:tplc="04090005" w:tentative="1">
+      <w:start w:val="1"/>
+      <w:numFmt w:val="bullet"/>
+      <w:lvlText w:val=""/>
+      <w:lvlJc w:val="left"/>
+      <w:pPr>
+        <w:ind w:left="6480" w:hanging="360"/>
+      </w:pPr>
+      <w:rPr>
+        <w:rFonts w:ascii="Wingdings" w:hAnsi="Wingdings" w:hint="default"/>
+      </w:rPr>
+    </w:lvl>
+  </w:abstractNum>
+  <w:abstractNum w:abstractNumId="2" w15:restartNumberingAfterBreak="0">
     <w:nsid w:val="45464B18"/>
     <w:multiLevelType w:val="hybridMultilevel"/>
     <w:tmpl w:val="52EA47C8"/>
@@ -8196,7 +8553,120 @@
       <w:lvlJc w:val="left"/>
     </w:lvl>
   </w:abstractNum>
-  <w:abstractNum w:abstractNumId="1" w15:restartNumberingAfterBreak="0">
+  <w:abstractNum w:abstractNumId="3" w15:restartNumberingAfterBreak="0">
+    <w:nsid w:val="4AD20C12"/>
+    <w:multiLevelType w:val="hybridMultilevel"/>
+    <w:tmpl w:val="5CCA30BE"/>
+    <w:lvl w:ilvl="0" w:tplc="04090001">
+      <w:start w:val="1"/>
+      <w:numFmt w:val="bullet"/>
+      <w:lvlText w:val=""/>
+      <w:lvlJc w:val="left"/>
+      <w:pPr>
+        <w:ind w:left="780" w:hanging="360"/>
+      </w:pPr>
+      <w:rPr>
+        <w:rFonts w:ascii="Symbol" w:hAnsi="Symbol" w:hint="default"/>
+      </w:rPr>
+    </w:lvl>
+    <w:lvl w:ilvl="1" w:tplc="04090003" w:tentative="1">
+      <w:start w:val="1"/>
+      <w:numFmt w:val="bullet"/>
+      <w:lvlText w:val="o"/>
+      <w:lvlJc w:val="left"/>
+      <w:pPr>
+        <w:ind w:left="1500" w:hanging="360"/>
+      </w:pPr>
+      <w:rPr>
+        <w:rFonts w:ascii="Courier New" w:hAnsi="Courier New" w:cs="Courier New" w:hint="default"/>
+      </w:rPr>
+    </w:lvl>
+    <w:lvl w:ilvl="2" w:tplc="04090005" w:tentative="1">
+      <w:start w:val="1"/>
+      <w:numFmt w:val="bullet"/>
+      <w:lvlText w:val=""/>
+      <w:lvlJc w:val="left"/>
+      <w:pPr>
+        <w:ind w:left="2220" w:hanging="360"/>
+      </w:pPr>
+      <w:rPr>
+        <w:rFonts w:ascii="Wingdings" w:hAnsi="Wingdings" w:hint="default"/>
+      </w:rPr>
+    </w:lvl>
+    <w:lvl w:ilvl="3" w:tplc="04090001" w:tentative="1">
+      <w:start w:val="1"/>
+      <w:numFmt w:val="bullet"/>
+      <w:lvlText w:val=""/>
+      <w:lvlJc w:val="left"/>
+      <w:pPr>
+        <w:ind w:left="2940" w:hanging="360"/>
+      </w:pPr>
+      <w:rPr>
+        <w:rFonts w:ascii="Symbol" w:hAnsi="Symbol" w:hint="default"/>
+      </w:rPr>
+    </w:lvl>
+    <w:lvl w:ilvl="4" w:tplc="04090003" w:tentative="1">
+      <w:start w:val="1"/>
+      <w:numFmt w:val="bullet"/>
+      <w:lvlText w:val="o"/>
+      <w:lvlJc w:val="left"/>
+      <w:pPr>
+        <w:ind w:left="3660" w:hanging="360"/>
+      </w:pPr>
+      <w:rPr>
+        <w:rFonts w:ascii="Courier New" w:hAnsi="Courier New" w:cs="Courier New" w:hint="default"/>
+      </w:rPr>
+    </w:lvl>
+    <w:lvl w:ilvl="5" w:tplc="04090005" w:tentative="1">
+      <w:start w:val="1"/>
+      <w:numFmt w:val="bullet"/>
+      <w:lvlText w:val=""/>
+      <w:lvlJc w:val="left"/>
+      <w:pPr>
+        <w:ind w:left="4380" w:hanging="360"/>
+      </w:pPr>
+      <w:rPr>
+        <w:rFonts w:ascii="Wingdings" w:hAnsi="Wingdings" w:hint="default"/>
+      </w:rPr>
+    </w:lvl>
+    <w:lvl w:ilvl="6" w:tplc="04090001" w:tentative="1">
+      <w:start w:val="1"/>
+      <w:numFmt w:val="bullet"/>
+      <w:lvlText w:val=""/>
+      <w:lvlJc w:val="left"/>
+      <w:pPr>
+        <w:ind w:left="5100" w:hanging="360"/>
+      </w:pPr>
+      <w:rPr>
+        <w:rFonts w:ascii="Symbol" w:hAnsi="Symbol" w:hint="default"/>
+      </w:rPr>
+    </w:lvl>
+    <w:lvl w:ilvl="7" w:tplc="04090003" w:tentative="1">
+      <w:start w:val="1"/>
+      <w:numFmt w:val="bullet"/>
+      <w:lvlText w:val="o"/>
+      <w:lvlJc w:val="left"/>
+      <w:pPr>
+        <w:ind w:left="5820" w:hanging="360"/>
+      </w:pPr>
+      <w:rPr>
+        <w:rFonts w:ascii="Courier New" w:hAnsi="Courier New" w:cs="Courier New" w:hint="default"/>
+      </w:rPr>
+    </w:lvl>
+    <w:lvl w:ilvl="8" w:tplc="04090005" w:tentative="1">
+      <w:start w:val="1"/>
+      <w:numFmt w:val="bullet"/>
+      <w:lvlText w:val=""/>
+      <w:lvlJc w:val="left"/>
+      <w:pPr>
+        <w:ind w:left="6540" w:hanging="360"/>
+      </w:pPr>
+      <w:rPr>
+        <w:rFonts w:ascii="Wingdings" w:hAnsi="Wingdings" w:hint="default"/>
+      </w:rPr>
+    </w:lvl>
+  </w:abstractNum>
+  <w:abstractNum w:abstractNumId="4" w15:restartNumberingAfterBreak="0">
     <w:nsid w:val="69C578BD"/>
     <w:multiLevelType w:val="hybridMultilevel"/>
     <w:tmpl w:val="0B7CCE6C"/>
@@ -8283,16 +8753,25 @@
     </w:lvl>
   </w:abstractNum>
   <w:num w:numId="1" w16cid:durableId="1226062632">
-    <w:abstractNumId w:val="1"/>
+    <w:abstractNumId w:val="4"/>
     <w:lvlOverride w:ilvl="0">
       <w:startOverride w:val="1"/>
     </w:lvlOverride>
   </w:num>
   <w:num w:numId="2" w16cid:durableId="270431956">
-    <w:abstractNumId w:val="0"/>
+    <w:abstractNumId w:val="2"/>
     <w:lvlOverride w:ilvl="0">
       <w:startOverride w:val="1"/>
     </w:lvlOverride>
+  </w:num>
+  <w:num w:numId="3" w16cid:durableId="146482315">
+    <w:abstractNumId w:val="0"/>
+  </w:num>
+  <w:num w:numId="4" w16cid:durableId="1848203892">
+    <w:abstractNumId w:val="3"/>
+  </w:num>
+  <w:num w:numId="5" w16cid:durableId="1648969712">
+    <w:abstractNumId w:val="1"/>
   </w:num>
 </w:numbering>
 </file>
